--- a/example_articles/states/Alabama/5.states_Alabama_Other_publisher.docx
+++ b/example_articles/states/Alabama/5.states_Alabama_Other_publisher.docx
@@ -27,17 +27,17 @@
     </w:p>
     <w:p>
       <w:r>
-        <w:t>Source File: Other publishers/Files (500) (16).DOCX</w:t>
+        <w:t>Source file: Other publishers/Files (500) (16).DOCX</w:t>
       </w:r>
     </w:p>
     <w:p>
       <w:r>
-        <w:t>Raw locations result: ['Alabama']</w:t>
+        <w:t>Raw locations result, 'locations': ['Alabama']</w:t>
       </w:r>
     </w:p>
     <w:p>
       <w:r>
-        <w:t>states_stand_flat (Standardized): Alabama</w:t>
+        <w:t>Standardized locations result, 'states_stand_flat': Alabama</w:t>
       </w:r>
     </w:p>
     <w:p>

--- a/example_articles/states/Alabama/5.states_Alabama_Other_publisher.docx
+++ b/example_articles/states/Alabama/5.states_Alabama_Other_publisher.docx
@@ -7,7 +7,7 @@
         <w:pStyle w:val="Heading1"/>
       </w:pPr>
       <w:r>
-        <w:t>CEO Laqueur leaving ITT Consumer Financial</w:t>
+        <w:t>Alabama crash kills 18</w:t>
       </w:r>
     </w:p>
     <w:p>
@@ -17,17 +17,17 @@
     </w:p>
     <w:p>
       <w:r>
-        <w:t>Date: 1991-12-21</w:t>
+        <w:t>Date: 1991-07-11</w:t>
       </w:r>
     </w:p>
     <w:p>
       <w:r>
-        <w:t>Section: Marketplace; Pg. 2D</w:t>
+        <w:t>Section: NEWS; Pg. 1A</w:t>
       </w:r>
     </w:p>
     <w:p>
       <w:r>
-        <w:t>Source file: Other publishers/Files (500) (16).DOCX</w:t>
+        <w:t>Source file: Other publishers/Files (500) (31).DOCX</w:t>
       </w:r>
     </w:p>
     <w:p>
@@ -49,21 +49,27 @@
     </w:p>
     <w:p>
       <w:r>
-        <w:t>Peter Laqueur is out as chairman and chief executive officer of ITT Consumer Financial Corp., only two months after he was named chairman and two years after becoming president of the Plymouth-based unit of ITT Financial Corp.</w:t>
+        <w:t>At least 18 people were killed Wednesday when a commuter plane carrying 15 people crashed into two homes and burst into flames in a small working- class community outside Birmingham, Ala.</w:t>
         <w:br/>
-        <w:t xml:space="preserve"> Laqueur, 49, stressed a more civil, communicative style at a company known for aggressive sales and collection techniques. Last summer, ITT agreed to pay back Minnesota customers $ 49 million in cash and coupons for selling insurance as a condition of a loan during the 1980s.</w:t>
+        <w:t>L'Express Air Flight 508 was within five miles of Birmingham Municipal Airport when it bounced off the roof of one house and smashed into a second at 6: 12 p.m. CDT, said the FAA's Kathleen Bergen.</w:t>
         <w:br/>
-        <w:t>Laqueur, who also tried to shift ITT's borrowing mix to more upscale customers from a working-class base as the recession set in, apparently didn't fare well enough for corporate bosses in New York City. He came to ITT Consumer, a subsidiary of ITT Corp., from Marine Midland Bank in New York. He will return to the East Coast to pursue "other business interests," according to the company.</w:t>
+        <w:t>The twin engine turboprop Beechcraft was en route from Mobile, Ala.</w:t>
         <w:br/>
-        <w:t xml:space="preserve"> A local ITT spokeswoman said business at the company has been slowed by the recession and hurt by a double-digit increase in personal bankruptcies this year. Loan generation is down at ITT Consumer, which has about $ 6 billion in receivables - or outstanding debts from customers - outstanding.</w:t>
+        <w:t>One of the two pilots, identified as Desert Storm veteran Francis Fernandez, 54, was reported in critical condition. The dead included 13 passengers, one crewmember and four from one of the homes.</w:t>
         <w:br/>
-        <w:t xml:space="preserve"> Financial performance at ITT Consumer, which operates 800 offices in 34 states, is not reported separately from that of its parent.</w:t>
+        <w:t>No cause has been determined, but a strong thunderstorm hit minutes earlier.</w:t>
         <w:br/>
-        <w:t xml:space="preserve"> Martin Kelly, who joined the company in September as president and chief operating officer, was named to the additional post of chief executive on Friday.  Kelly formerly was chief executive of Security Pacific Finance Group and general manager of General Electric Credit Auto Lease.</w:t>
         <w:br/>
-        <w:t xml:space="preserve"> Neither Laqueur nor Kelly were available for comment yesterday.</w:t>
+        <w:t>Graphic</w:t>
         <w:br/>
-        <w:t xml:space="preserve"> Kelly, who is moving to the Twin Cities from Cincinnati, "has just completed an intensive study of the company's day-to-day operations and will now play a key role in both ongoing operations as well as the company's strategic plan and business development," the company said in a statement.</w:t>
+        <w:br/>
+        <w:t xml:space="preserve"> </w:t>
+        <w:br/>
+        <w:t>PHOTO; color, Bob Farley, AP</w:t>
+        <w:br/>
+        <w:t xml:space="preserve"> </w:t>
+        <w:br/>
+        <w:t>CUTLINE: FIREFIGHTERS HOSE DOWN CRASH SCENE</w:t>
       </w:r>
     </w:p>
     <w:sectPr>

--- a/example_articles/states/Alabama/5.states_Alabama_Other_publisher.docx
+++ b/example_articles/states/Alabama/5.states_Alabama_Other_publisher.docx
@@ -7,7 +7,7 @@
         <w:pStyle w:val="Heading1"/>
       </w:pPr>
       <w:r>
-        <w:t>Alabama crash kills 18</w:t>
+        <w:t>Hope remains for Obama presidency</w:t>
       </w:r>
     </w:p>
     <w:p>
@@ -17,17 +17,17 @@
     </w:p>
     <w:p>
       <w:r>
-        <w:t>Date: 1991-07-11</w:t>
+        <w:t>Date: 2015-10-11</w:t>
       </w:r>
     </w:p>
     <w:p>
       <w:r>
-        <w:t>Section: NEWS; Pg. 1A</w:t>
+        <w:t>Section: EMAIL; Pg. 14</w:t>
       </w:r>
     </w:p>
     <w:p>
       <w:r>
-        <w:t>Source file: Other publishers/Files (500) (31).DOCX</w:t>
+        <w:t>Source file: Other publishers/Files (500) (11).DOCX</w:t>
       </w:r>
     </w:p>
     <w:p>
@@ -49,27 +49,27 @@
     </w:p>
     <w:p>
       <w:r>
-        <w:t>At least 18 people were killed Wednesday when a commuter plane carrying 15 people crashed into two homes and burst into flames in a small working- class community outside Birmingham, Ala.</w:t>
+        <w:t>Seven years ago, months before he won the Democratic presidential nomination, Barack Obama delivered a speech about race. Celebrated by many and derided by some, it addressed head-on the role of race in his campaign.</w:t>
         <w:br/>
-        <w:t>L'Express Air Flight 508 was within five miles of Birmingham Municipal Airport when it bounced off the roof of one house and smashed into a second at 6: 12 p.m. CDT, said the FAA's Kathleen Bergen.</w:t>
+        <w:t>At the time, I was most struck by his willingness to acknowledge those white Americans who objected to the very notion that the color of their skin affords them privileges denied to people of color.</w:t>
         <w:br/>
-        <w:t>The twin engine turboprop Beechcraft was en route from Mobile, Ala.</w:t>
+        <w:t>In that moment, candidate Obama was describing many of the people I come from. I know from long experience that I am not alone. Many of us white Americans, particularly those of us with working-class voters in our own families, greeted Obama's election as a sign of hope that his presidency would chip away at that boulder on the shoulder.</w:t>
         <w:br/>
-        <w:t>One of the two pilots, identified as Desert Storm veteran Francis Fernandez, 54, was reported in critical condition. The dead included 13 passengers, one crewmember and four from one of the homes.</w:t>
+        <w:t>Launched by this historic moment of his election, surely we would find our way to a better place in race relations for our nation. In the most recent issue of New York magazine, Jennifer Senior writes what, to some extent, we already know: Our dream of a more unified America was just that, an illusion.</w:t>
         <w:br/>
-        <w:t>No cause has been determined, but a strong thunderstorm hit minutes earlier.</w:t>
+        <w:t>Her story addresses the disappointments of some black Americans. "In a country whose basic genetic blueprint includes the same crooked mutations that made slavery and Jim Crow possible, it is not possible to have a black president surrounded by black aides on Marine One without paying a price. And the price that Obama has had to pay — and, more important, that African-Americans have had to pay — is one of caution, moderation, and at times compromised policies: The first black president could do only so much, and say only so much, on behalf of other African-Americans."</w:t>
         <w:br/>
+        <w:t>Only a white columnist with out-of-control hubris would suggest she or he could speak to the disappointment some black Americans may feel in the presidency of Barack Obama. I can, however, admit to heartbreak over how it's played out in the hearts and minds of white Americans. Too many of us continue to see issues of race to be a problem for only the so-called black community. As if they — we love to refer to black people as "they" and "them" — were a country-within-a-country, in a land far, far away.</w:t>
         <w:br/>
-        <w:t>Graphic</w:t>
+        <w:t>As for white privilege? There's still no faster way to start a fight than to say those two words that represent a fact in America. I moderate a lot of discussions about race on my Facebook page, which is public. Every time, I'm reminded that the unwillingness of some white Americans to acknowledge the inherent privilege of their race is as strong and stubborn as it was when Obama gave that speech in 2008.</w:t>
         <w:br/>
+        <w:t>The most vocal objections, via email and social media posts, come from a certain group of white men. They hear "privilege" and think of the wealth and power that have eluded them for all of their lives. They cannot see an advantage in the color of their skin because of their certainty of all that they have lost or will never have. Around and around we go. Earlier this year, I sat in the audience in Selma, Alabama, as Obama took the stage to commemorate the 50th anniversary of the bloody march for civil rights across the Edmund Pettus Bridge.</w:t>
         <w:br/>
-        <w:t xml:space="preserve"> </w:t>
+        <w:t>The visual of the bridge behind him was striking, and his speech was something only our first black president could have delivered: "Two hundred and thirty-nine years after this nation's founding, our union is not yet perfect. But we are getting closer. Our job's easier because somebody already got us through that first mile. Somebody already got us over that bridge."</w:t>
         <w:br/>
-        <w:t>PHOTO; color, Bob Farley, AP</w:t>
+        <w:t>Ultimately, we can speak only to the contents of our own hearts. On that day in Selma, I could not hear Barack Obama's words and feel disappointment. On that day, I could not see him standing in front of that bridge and feel anything but hope. And that sustains me.</w:t>
         <w:br/>
-        <w:t xml:space="preserve"> </w:t>
-        <w:br/>
-        <w:t>CUTLINE: FIREFIGHTERS HOSE DOWN CRASH SCENE</w:t>
+        <w:t>© 2015 Creators</w:t>
       </w:r>
     </w:p>
     <w:sectPr>
